--- a/Job Hunt 2026/_set-aside/2026-10-14 - Robinson and Casey, PLLC - Director Of Marketing Strategy/Joshua_Chappell_Resume_RobinsonAndCasey.docx
+++ b/Job Hunt 2026/_set-aside/2026-10-14 - Robinson and Casey, PLLC - Director Of Marketing Strategy/Joshua_Chappell_Resume_RobinsonAndCasey.docx
@@ -31,9 +31,9 @@
           <w:sz w:val="21"/>
           <w:szCs w:val="21"/>
         </w:rPr>
-        <w:t xml:space="preserve">Mesa, AZ  •  480-586-7959  •  </w:t>
-      </w:r>
-      <w:hyperlink w:history="1" r:id="rIdf97cqtmbl0bxxgnpm-n_k">
+        <w:t xml:space="preserve">Mesa, AZ • 480-586-7959 • </w:t>
+      </w:r>
+      <w:hyperlink w:history="1" r:id="rId4bw5e3urq8qpj0ghveu7b">
         <w:r>
           <w:rPr>
             <w:rFonts w:ascii="Calibri" w:cs="Calibri" w:eastAsia="Calibri" w:hAnsi="Calibri"/>
@@ -49,7 +49,7 @@
       <w:pPr>
         <w:jc w:val="center"/>
       </w:pPr>
-      <w:hyperlink w:history="1" r:id="rIdbquclynz_27f0cjxfypo2">
+      <w:hyperlink w:history="1" r:id="rIdkjk-fnoplwlwxgnx-9fzd">
         <w:r>
           <w:rPr>
             <w:rFonts w:ascii="Calibri" w:cs="Calibri" w:eastAsia="Calibri" w:hAnsi="Calibri"/>
@@ -67,9 +67,9 @@
           <w:sz w:val="21"/>
           <w:szCs w:val="21"/>
         </w:rPr>
-        <w:t xml:space="preserve">  •  </w:t>
-      </w:r>
-      <w:hyperlink w:history="1" r:id="rIdah7jah7vx7vrif619xd0d">
+        <w:t xml:space="preserve"> • </w:t>
+      </w:r>
+      <w:hyperlink w:history="1" r:id="rIdr0nprfm9pkbaxqbhroq_d">
         <w:r>
           <w:rPr>
             <w:rFonts w:ascii="Calibri" w:cs="Calibri" w:eastAsia="Calibri" w:hAnsi="Calibri"/>
@@ -87,9 +87,9 @@
           <w:sz w:val="21"/>
           <w:szCs w:val="21"/>
         </w:rPr>
-        <w:t xml:space="preserve">  •  </w:t>
-      </w:r>
-      <w:hyperlink w:history="1" r:id="rIdz3n33a5w1zbsqogsbfylf">
+        <w:t xml:space="preserve"> • </w:t>
+      </w:r>
+      <w:hyperlink w:history="1" r:id="rId_undnvsjavh2vlvx2iogh">
         <w:r>
           <w:rPr>
             <w:rFonts w:ascii="Calibri" w:cs="Calibri" w:eastAsia="Calibri" w:hAnsi="Calibri"/>
@@ -170,7 +170,7 @@
           <w:sz w:val="20"/>
           <w:szCs w:val="20"/>
         </w:rPr>
-        <w:t xml:space="preserve">	Mesa, AZ  |  2025 - Present</w:t>
+        <w:t xml:space="preserve">	Mesa, AZ | 2025 - Present</w:t>
       </w:r>
     </w:p>
     <w:p>
@@ -299,7 +299,7 @@
           <w:sz w:val="20"/>
           <w:szCs w:val="20"/>
         </w:rPr>
-        <w:t xml:space="preserve">	Glendale, AZ  |  Sep 2019 - Present</w:t>
+        <w:t xml:space="preserve">	Glendale, AZ | Sep 2019 - Present</w:t>
       </w:r>
     </w:p>
     <w:p>
@@ -428,7 +428,7 @@
           <w:sz w:val="20"/>
           <w:szCs w:val="20"/>
         </w:rPr>
-        <w:t xml:space="preserve">	Phoenix, AZ  |  Oct 2021 - Oct 2023</w:t>
+        <w:t xml:space="preserve">	Phoenix, AZ | Oct 2021 - Oct 2023</w:t>
       </w:r>
     </w:p>
     <w:p>
@@ -557,7 +557,7 @@
           <w:sz w:val="20"/>
           <w:szCs w:val="20"/>
         </w:rPr>
-        <w:t xml:space="preserve">	Queen Creek, AZ  |  Aug 2018 - Aug 2020</w:t>
+        <w:t xml:space="preserve">	Queen Creek, AZ | Aug 2018 - Aug 2020</w:t>
       </w:r>
     </w:p>
     <w:p>
@@ -637,7 +637,7 @@
           <w:sz w:val="21"/>
           <w:szCs w:val="21"/>
         </w:rPr>
-        <w:t xml:space="preserve">Marketing Strategy &amp; Campaign Planning  •  Marketing Analytics &amp; Reporting  •  Lead Generation (Meta Ads, Facebook Pixel)  •  Google Business Optimization  •  Inbound Marketing  •  Brand Messaging &amp; Content Strategy  •  Copy &amp; Script Writing  •  Videography &amp; Photography  •  Graphic Design (Photoshop, Lightroom, Canva)  •  Video Editing (Premiere Pro, DaVinci Resolve, After Effects)  •  AI Workflows (Claude, ChatGPT, ElevenLabs, Runway)  •  Project Management (Wrike, Notion, Google Workspace)  •  Excel &amp; Google Sheets</w:t>
+        <w:t xml:space="preserve">Marketing Strategy &amp; Campaign Planning • Marketing Analytics &amp; Reporting • Lead Generation (Meta Ads, Facebook Pixel) • Google Business Optimization • Inbound Marketing • Brand Messaging &amp; Content Strategy • Copy &amp; Script Writing • Videography &amp; Photography • Graphic Design (Photoshop, Lightroom, Canva) • Video Editing (Premiere Pro, DaVinci Resolve, After Effects) • AI Workflows (Claude, ChatGPT, ElevenLabs, Runway) • Project Management (Wrike, Notion, Google Workspace) • Excel &amp; Google Sheets</w:t>
       </w:r>
     </w:p>
     <w:p>
@@ -736,7 +736,7 @@
           <w:sz w:val="21"/>
           <w:szCs w:val="21"/>
         </w:rPr>
-        <w:t xml:space="preserve">Google Digital Marketing &amp; E-Commerce (2024)  •  WGU Marketing Analytics (2024)  •  HubSpot Inbound Marketing (2024 - 2026)</w:t>
+        <w:t xml:space="preserve">Google Digital Marketing &amp; E-Commerce (2024) • WGU Marketing Analytics (2024) • HubSpot Inbound Marketing (2024 - 2026)</w:t>
       </w:r>
     </w:p>
     <w:sectPr>
@@ -914,7 +914,7 @@
     <w:lvl w:ilvl="0" w:tentative="1">
       <w:start w:val="1"/>
       <w:numFmt w:val="bullet"/>
-      <w:lvlText w:val="▪"/>
+      <w:lvlText w:val="•"/>
       <w:lvlJc w:val="left"/>
       <w:pPr>
         <w:ind w:left="280" w:hanging="280"/>
